--- a/downloads/documents/04 Units/Unit 05 - Apparel and Textile Production and Design - Make It, Mend It, Wear It/Lesson 05.14 - Fast Fashion and Where Clothes Go and the Consumer Comparison Task.docx
+++ b/downloads/documents/04 Units/Unit 05 - Apparel and Textile Production and Design - Make It, Mend It, Wear It/Lesson 05.14 - Fast Fashion and Where Clothes Go and the Consumer Comparison Task.docx
@@ -431,7 +431,7 @@
         <w:t xml:space="preserve"> </w:t>
       </w:r>
       <w:r>
-        <w:t xml:space="preserve">for Turkish, Portuguese, and Spanish.</w:t>
+        <w:t xml:space="preserve">for Spanish.</w:t>
       </w:r>
     </w:p>
     <w:p>
@@ -1977,7 +1977,7 @@
         <w:t xml:space="preserve"> </w:t>
       </w:r>
       <w:r>
-        <w:t xml:space="preserve">"One sustainability reason is ___"; the fact table may be completed in the home language; the word bank carries the Turkish, Portuguese, and Spanish words for waste, water, repair, donate, and price, per</w:t>
+        <w:t xml:space="preserve">"One sustainability reason is ___"; the fact table may be completed in the home language; the word bank carries the Spanish words for waste, water, repair, donate, and price, per</w:t>
       </w:r>
       <w:r>
         <w:t xml:space="preserve"> </w:t>

--- a/downloads/documents/04 Units/Unit 05 - Apparel and Textile Production and Design - Make It, Mend It, Wear It/Lesson 05.14 - Fast Fashion and Where Clothes Go and the Consumer Comparison Task.docx
+++ b/downloads/documents/04 Units/Unit 05 - Apparel and Textile Production and Design - Make It, Mend It, Wear It/Lesson 05.14 - Fast Fashion and Where Clothes Go and the Consumer Comparison Task.docx
@@ -658,21 +658,123 @@
       <w:pPr>
         <w:pStyle w:val="Heading2"/>
       </w:pPr>
-      <w:bookmarkStart w:id="27" w:name="procedure"/>
+      <w:bookmarkStart w:id="27" w:name="do-now-and-hook-time-4-min-each-day"/>
+      <w:r>
+        <w:t xml:space="preserve">Do now and hook (Time: 4 min each day)</w:t>
+      </w:r>
+      <w:bookmarkEnd w:id="27"/>
+    </w:p>
+    <w:p>
+      <w:pPr>
+        <w:pStyle w:val="FirstParagraph"/>
+      </w:pPr>
+      <w:r>
+        <w:t xml:space="preserve">Day 1, slide 1. On the board:</w:t>
+      </w:r>
+      <w:r>
+        <w:t xml:space="preserve"> </w:t>
+      </w:r>
+      <w:r>
+        <w:t xml:space="preserve">“</w:t>
+      </w:r>
+      <w:r>
+        <w:t xml:space="preserve">You put a shirt in a donation bin. Write what you think happens to it next. One or two sentences.</w:t>
+      </w:r>
+      <w:r>
+        <w:t xml:space="preserve">”</w:t>
+      </w:r>
+      <w:r>
+        <w:t xml:space="preserve"> </w:t>
+      </w:r>
+      <w:r>
+        <w:t xml:space="preserve">Two minutes. Take four answers and write them on the board with no corrections; Step 2 comes back to them.</w:t>
+      </w:r>
+    </w:p>
+    <w:p>
+      <w:pPr>
+        <w:pStyle w:val="BodyText"/>
+      </w:pPr>
+      <w:r>
+        <w:t xml:space="preserve">Day 1 hook: hold up the garment with the cracked graphic.</w:t>
+      </w:r>
+      <w:r>
+        <w:t xml:space="preserve"> </w:t>
+      </w:r>
+      <w:r>
+        <w:t xml:space="preserve">“</w:t>
+      </w:r>
+      <w:r>
+        <w:t xml:space="preserve">This shirt cost eight dollars and was worn four times. Somebody designed it to do exactly that. Today you find out how that works and where this shirt goes next.</w:t>
+      </w:r>
+      <w:r>
+        <w:t xml:space="preserve">”</w:t>
+      </w:r>
+    </w:p>
+    <w:p>
+      <w:pPr>
+        <w:pStyle w:val="BodyText"/>
+      </w:pPr>
+      <w:r>
+        <w:t xml:space="preserve">Day 2, slide 14. On the board:</w:t>
+      </w:r>
+      <w:r>
+        <w:t xml:space="preserve"> </w:t>
+      </w:r>
+      <w:r>
+        <w:t xml:space="preserve">“</w:t>
+      </w:r>
+      <w:r>
+        <w:t xml:space="preserve">Cost per wear, one problem: a $36 jacket worn 90 times. Show the division and write the unit.</w:t>
+      </w:r>
+      <w:r>
+        <w:t xml:space="preserve">”</w:t>
+      </w:r>
+      <w:r>
+        <w:t xml:space="preserve"> </w:t>
+      </w:r>
+      <w:r>
+        <w:t xml:space="preserve">Two minutes, then the answer on the board ($0.40 per wear). If Lesson 5.13’s exit cards said cost per wear was shaky, run a second problem in place of the hook.</w:t>
+      </w:r>
+    </w:p>
+    <w:p>
+      <w:pPr>
+        <w:pStyle w:val="BodyText"/>
+      </w:pPr>
+      <w:r>
+        <w:t xml:space="preserve">Day 2 hook:</w:t>
+      </w:r>
+      <w:r>
+        <w:t xml:space="preserve"> </w:t>
+      </w:r>
+      <w:r>
+        <w:t xml:space="preserve">“</w:t>
+      </w:r>
+      <w:r>
+        <w:t xml:space="preserve">In twenty minutes you are going to make a real clothing decision on paper and hand it in. First I will show you one.</w:t>
+      </w:r>
+      <w:r>
+        <w:t xml:space="preserve">”</w:t>
+      </w:r>
+    </w:p>
+    <w:p>
+      <w:pPr>
+        <w:pStyle w:val="Heading2"/>
+      </w:pPr>
+      <w:bookmarkStart w:id="28" w:name="procedure"/>
       <w:r>
         <w:t xml:space="preserve">Procedure</w:t>
       </w:r>
-      <w:bookmarkEnd w:id="27"/>
+      <w:bookmarkEnd w:id="28"/>
     </w:p>
     <w:p>
       <w:pPr>
         <w:pStyle w:val="Heading3"/>
       </w:pPr>
-      <w:bookmarkStart w:id="28" w:name="Xbabf80140412964fe92a80d078a1b734d0d68c9"/>
+      <w:bookmarkStart w:id="29" w:name="Xbabf80140412964fe92a80d078a1b734d0d68c9"/>
       <w:r>
         <w:t xml:space="preserve">Day 1: how the system works and where clothes go</w:t>
       </w:r>
-      <w:bookmarkEnd w:id="28"/>
+      <w:bookmarkEnd w:id="29"/>
     </w:p>
     <w:tbl>
       <w:tblPr>
@@ -778,37 +880,7 @@
               <w:jc w:val="left"/>
             </w:pPr>
             <w:r>
-              <w:t xml:space="preserve">Slide 1. On the board:</w:t>
-            </w:r>
-            <w:r>
-              <w:t xml:space="preserve"> </w:t>
-            </w:r>
-            <w:r>
-              <w:t xml:space="preserve">“</w:t>
-            </w:r>
-            <w:r>
-              <w:t xml:space="preserve">You put a shirt in a donation bin. Write what you think happens to it next. One or two sentences.</w:t>
-            </w:r>
-            <w:r>
-              <w:t xml:space="preserve">”</w:t>
-            </w:r>
-            <w:r>
-              <w:t xml:space="preserve"> </w:t>
-            </w:r>
-            <w:r>
-              <w:t xml:space="preserve">Two minutes. Take four answers and write them on the board, no corrections. Hook: hold up the garment with the cracked graphic.</w:t>
-            </w:r>
-            <w:r>
-              <w:t xml:space="preserve"> </w:t>
-            </w:r>
-            <w:r>
-              <w:t xml:space="preserve">“</w:t>
-            </w:r>
-            <w:r>
-              <w:t xml:space="preserve">This shirt cost eight dollars and was worn four times. Somebody designed it to do exactly that. Today you find out how that works and where this shirt goes next.</w:t>
-            </w:r>
-            <w:r>
-              <w:t xml:space="preserve">”</w:t>
+              <w:t xml:space="preserve">Slide 1. Run the Day 1 do now and hook above.</w:t>
             </w:r>
           </w:p>
         </w:tc>
@@ -1138,11 +1210,11 @@
       <w:pPr>
         <w:pStyle w:val="Heading3"/>
       </w:pPr>
-      <w:bookmarkStart w:id="29" w:name="X0b0233b3fc449410d0d86a401fd75eabb319a2c"/>
+      <w:bookmarkStart w:id="30" w:name="X0b0233b3fc449410d0d86a401fd75eabb319a2c"/>
       <w:r>
         <w:t xml:space="preserve">Day 2: the Consumer Comparison Task (the topic’s formal check, last 20 minutes)</w:t>
       </w:r>
-      <w:bookmarkEnd w:id="29"/>
+      <w:bookmarkEnd w:id="30"/>
     </w:p>
     <w:tbl>
       <w:tblPr>
@@ -1248,37 +1320,7 @@
               <w:jc w:val="left"/>
             </w:pPr>
             <w:r>
-              <w:t xml:space="preserve">Slide 14. On the board:</w:t>
-            </w:r>
-            <w:r>
-              <w:t xml:space="preserve"> </w:t>
-            </w:r>
-            <w:r>
-              <w:t xml:space="preserve">“</w:t>
-            </w:r>
-            <w:r>
-              <w:t xml:space="preserve">Cost per wear, one problem: a $36 jacket worn 90 times. Show the division and write the unit.</w:t>
-            </w:r>
-            <w:r>
-              <w:t xml:space="preserve">”</w:t>
-            </w:r>
-            <w:r>
-              <w:t xml:space="preserve"> </w:t>
-            </w:r>
-            <w:r>
-              <w:t xml:space="preserve">Two minutes. Answer on the board ($0.40 per wear). If Lesson 5.13’s exit cards said cost per wear was shaky, spend the next 90 seconds on a second problem instead of the hook. Hook:</w:t>
-            </w:r>
-            <w:r>
-              <w:t xml:space="preserve"> </w:t>
-            </w:r>
-            <w:r>
-              <w:t xml:space="preserve">“</w:t>
-            </w:r>
-            <w:r>
-              <w:t xml:space="preserve">In twenty minutes you are going to make a real clothing decision on paper and hand it in. First I will show you one.</w:t>
-            </w:r>
-            <w:r>
-              <w:t xml:space="preserve">”</w:t>
+              <w:t xml:space="preserve">Slide 14. Run the Day 2 do now and hook above.</w:t>
             </w:r>
           </w:p>
         </w:tc>
@@ -1556,11 +1598,11 @@
       <w:pPr>
         <w:pStyle w:val="Heading2"/>
       </w:pPr>
-      <w:bookmarkStart w:id="30" w:name="questions-to-ask"/>
+      <w:bookmarkStart w:id="31" w:name="questions-to-ask"/>
       <w:r>
         <w:t xml:space="preserve">Questions to ask</w:t>
       </w:r>
-      <w:bookmarkEnd w:id="30"/>
+      <w:bookmarkEnd w:id="31"/>
     </w:p>
     <w:p>
       <w:pPr>
@@ -1708,11 +1750,11 @@
       <w:pPr>
         <w:pStyle w:val="Heading2"/>
       </w:pPr>
-      <w:bookmarkStart w:id="31" w:name="check-for-understanding"/>
+      <w:bookmarkStart w:id="32" w:name="check-for-understanding"/>
       <w:r>
         <w:t xml:space="preserve">Check for understanding</w:t>
       </w:r>
-      <w:bookmarkEnd w:id="31"/>
+      <w:bookmarkEnd w:id="32"/>
     </w:p>
     <w:p>
       <w:pPr>
@@ -1803,11 +1845,11 @@
       <w:pPr>
         <w:pStyle w:val="Heading2"/>
       </w:pPr>
-      <w:bookmarkStart w:id="32" w:name="closure-time-3-min-each-day"/>
+      <w:bookmarkStart w:id="33" w:name="closure-time-3-min-each-day"/>
       <w:r>
         <w:t xml:space="preserve">Closure (Time: 3 min each day)</w:t>
       </w:r>
-      <w:bookmarkEnd w:id="32"/>
+      <w:bookmarkEnd w:id="33"/>
     </w:p>
     <w:p>
       <w:pPr>
@@ -1921,11 +1963,11 @@
       <w:pPr>
         <w:pStyle w:val="Heading2"/>
       </w:pPr>
-      <w:bookmarkStart w:id="33" w:name="differentiation-and-supports"/>
+      <w:bookmarkStart w:id="34" w:name="differentiation-and-supports"/>
       <w:r>
         <w:t xml:space="preserve">Differentiation and supports</w:t>
       </w:r>
-      <w:bookmarkEnd w:id="33"/>
+      <w:bookmarkEnd w:id="34"/>
     </w:p>
     <w:p>
       <w:pPr>
@@ -2092,11 +2134,11 @@
       <w:pPr>
         <w:pStyle w:val="Heading2"/>
       </w:pPr>
-      <w:bookmarkStart w:id="34" w:name="assessment"/>
+      <w:bookmarkStart w:id="35" w:name="assessment"/>
       <w:r>
         <w:t xml:space="preserve">Assessment</w:t>
       </w:r>
-      <w:bookmarkEnd w:id="34"/>
+      <w:bookmarkEnd w:id="35"/>
     </w:p>
     <w:tbl>
       <w:tblPr>
@@ -2346,11 +2388,11 @@
       <w:pPr>
         <w:pStyle w:val="Heading2"/>
       </w:pPr>
-      <w:bookmarkStart w:id="35" w:name="homework"/>
+      <w:bookmarkStart w:id="36" w:name="homework"/>
       <w:r>
         <w:t xml:space="preserve">Homework</w:t>
       </w:r>
-      <w:bookmarkEnd w:id="35"/>
+      <w:bookmarkEnd w:id="36"/>
     </w:p>
     <w:p>
       <w:pPr>
@@ -2364,11 +2406,11 @@
       <w:pPr>
         <w:pStyle w:val="Heading2"/>
       </w:pPr>
-      <w:bookmarkStart w:id="36" w:name="connections"/>
+      <w:bookmarkStart w:id="37" w:name="connections"/>
       <w:r>
         <w:t xml:space="preserve">Connections</w:t>
       </w:r>
-      <w:bookmarkEnd w:id="36"/>
+      <w:bookmarkEnd w:id="37"/>
     </w:p>
     <w:p>
       <w:pPr>
@@ -2382,11 +2424,11 @@
       <w:pPr>
         <w:pStyle w:val="Heading2"/>
       </w:pPr>
-      <w:bookmarkStart w:id="37" w:name="sources"/>
+      <w:bookmarkStart w:id="38" w:name="sources"/>
       <w:r>
         <w:t xml:space="preserve">Sources</w:t>
       </w:r>
-      <w:bookmarkEnd w:id="37"/>
+      <w:bookmarkEnd w:id="38"/>
     </w:p>
     <w:p>
       <w:pPr>
@@ -2533,11 +2575,11 @@
       <w:pPr>
         <w:pStyle w:val="Heading2"/>
       </w:pPr>
-      <w:bookmarkStart w:id="38" w:name="teacher-notes"/>
+      <w:bookmarkStart w:id="39" w:name="teacher-notes"/>
       <w:r>
         <w:t xml:space="preserve">Teacher notes</w:t>
       </w:r>
-      <w:bookmarkEnd w:id="38"/>
+      <w:bookmarkEnd w:id="39"/>
     </w:p>
     <w:p>
       <w:pPr>

--- a/downloads/documents/04 Units/Unit 05 - Apparel and Textile Production and Design - Make It, Mend It, Wear It/Lesson 05.14 - Fast Fashion and Where Clothes Go and the Consumer Comparison Task.docx
+++ b/downloads/documents/04 Units/Unit 05 - Apparel and Textile Production and Design - Make It, Mend It, Wear It/Lesson 05.14 - Fast Fashion and Where Clothes Go and the Consumer Comparison Task.docx
@@ -1978,7 +1978,7 @@
         <w:pStyle w:val="Compact"/>
       </w:pPr>
       <w:r>
-        <w:t xml:space="preserve">ELL: the journey cards each have a picture (a bin, a sorting table, a thrift rack, a bale, a stack of rags, a roll of insulation, a landfill); the four moves are four icons on the wall; the task page has sentence frames,</w:t>
+        <w:t xml:space="preserve">ELL: the journey cards each have a picture (a person wearing a sweatshirt, a bin, a sorting table, a thrift rack, a bale, a stack of rags, a roll of insulation, a landfill); the four moves are four icons on the wall; the task page has sentence frames,</w:t>
       </w:r>
       <w:r>
         <w:t xml:space="preserve"> </w:t>
